--- a/ru/discovery-articles/7.5 Робототехника.docx
+++ b/ru/discovery-articles/7.5 Робототехника.docx
@@ -4,136 +4,103 @@
   <w:body>
     <w:p>
       <w:pPr>
-        <w:spacing w:before="0" w:after="80"/>
+        <w:pStyle w:val="Title"/>
+        <w:widowControl/>
       </w:pPr>
       <w:r>
-        <w:rPr>
-          <w:rFonts w:ascii="Calibri" w:hAnsi="Calibri" w:cs="Calibri"/>
-          <w:b/>
-          <w:color w:val="2E74B5"/>
-          <w:sz w:val="20"/>
-        </w:rPr>
-        <w:t>7. Новые и преобразующие технологии</w:t>
+        <w:t>7.5 Робототехника</w:t>
       </w:r>
     </w:p>
     <w:p>
       <w:pPr>
         <w:keepNext/>
-        <w:spacing w:before="0" w:after="120"/>
+        <w:widowControl/>
       </w:pPr>
       <w:r>
         <w:rPr>
-          <w:rFonts w:ascii="Calibri" w:hAnsi="Calibri" w:cs="Calibri"/>
-          <w:b/>
-          <w:color w:val="0B2545"/>
-          <w:sz w:val="48"/>
+          <w:sz w:val="20"/>
         </w:rPr>
-        <w:t>7.5 Робототехника</w:t>
+        <w:t>7. Новые технологии, меняющие мир</w:t>
       </w:r>
     </w:p>
     <w:p>
       <w:pPr>
-        <w:spacing w:before="0" w:after="200" w:line="276" w:lineRule="auto"/>
+        <w:keepNext/>
+        <w:widowControl/>
       </w:pPr>
       <w:r>
         <w:rPr>
-          <w:rFonts w:ascii="Calibri" w:hAnsi="Calibri" w:cs="Calibri"/>
-          <w:i/>
-          <w:color w:val="666666"/>
-          <w:sz w:val="21"/>
+          <w:sz w:val="20"/>
         </w:rPr>
-        <w:t>Период: 1961 год — Unimate, первый промышленный робот; 1970-е годы — автоматизация производства; XXI век — робототехника с искусственным интеллектом | Ключевые фигуры и организации: Джордж Девол и Джозеф Энгельбергер — Unimate; Родни Брукс; Масахиро Мори; Boston Dynamics</w:t>
+        <w:t>Период: 1961 год — Unimate, первый промышленный робот; 1970-е — автоматизация; XXI век — роботы с ИИ | Основные участники: Джордж Девол, Джозеф Энгельбергер, Boston Dynamics, Родни Брукс, Масахиро Мори</w:t>
       </w:r>
     </w:p>
     <w:p>
       <w:pPr>
-        <w:spacing w:before="0" w:after="200" w:line="300" w:lineRule="auto"/>
+        <w:widowControl/>
       </w:pPr>
       <w:r>
-        <w:rPr>
-          <w:rFonts w:ascii="Calibri" w:hAnsi="Calibri" w:cs="Calibri"/>
-          <w:color w:val="0B2545"/>
-          <w:sz w:val="23"/>
-        </w:rPr>
-        <w:t>Робототехника создаёт машины, способные воспринимать окружающий мир, принимать решения и действовать в нём. От заводских манипуляторов до хирургических систем — роботы расширяют возможности программируемых механизмов.</w:t>
+        <w:t>Робототехника создаёт машины, которые воспринимают окружающую среду, принимают решения и действуют в физическом мире. Промышленный манипулятор и хирургический помощник по-разному используют возможности программируемых механизмов.</w:t>
       </w:r>
     </w:p>
     <w:p>
       <w:pPr>
         <w:pStyle w:val="Heading1"/>
+        <w:widowControl/>
       </w:pPr>
       <w:r>
-        <w:t>Ключевые факты</w:t>
+        <w:t>Кратко о главном</w:t>
       </w:r>
     </w:p>
     <w:p>
       <w:pPr>
-        <w:keepLines/>
-        <w:spacing w:after="80" w:line="300" w:lineRule="auto"/>
-        <w:numPr>
-          <w:ilvl w:val="0"/>
-          <w:numId w:val="10"/>
-        </w:numPr>
+        <w:pStyle w:val="ListBullet"/>
+        <w:widowControl/>
       </w:pPr>
       <w:r>
-        <w:t>Слово «робот» вошло в обиход после пьесы Карела Чапека R.U.R., написанной в 1920 году.</w:t>
+        <w:t>Слово «робот» пришло из пьесы Карела Чапека R.U.R. 1920 года.</w:t>
       </w:r>
     </w:p>
     <w:p>
       <w:pPr>
-        <w:keepLines/>
-        <w:spacing w:after="80" w:line="300" w:lineRule="auto"/>
-        <w:numPr>
-          <w:ilvl w:val="0"/>
-          <w:numId w:val="10"/>
-        </w:numPr>
+        <w:pStyle w:val="ListBullet"/>
+        <w:widowControl/>
       </w:pPr>
       <w:r>
-        <w:t>Один из первых промышленных роботов Unimate установили на заводе General Motors в 1961 году.</w:t>
+        <w:t>Unimate, установленный в General Motors в 1961 году, был ранним промышленным роботом.</w:t>
       </w:r>
     </w:p>
     <w:p>
       <w:pPr>
-        <w:keepLines/>
-        <w:spacing w:after="80" w:line="300" w:lineRule="auto"/>
-        <w:numPr>
-          <w:ilvl w:val="0"/>
-          <w:numId w:val="10"/>
-        </w:numPr>
+        <w:pStyle w:val="ListBullet"/>
+        <w:widowControl/>
       </w:pPr>
       <w:r>
-        <w:t>Обычный робот сочетает датчики, компьютерную систему управления и исполнительные механизмы — например, моторы.</w:t>
+        <w:t>Обычно робот сочетает датчики, компьютер и исполнительные механизмы.</w:t>
       </w:r>
     </w:p>
     <w:p>
       <w:pPr>
-        <w:keepLines/>
-        <w:spacing w:after="80" w:line="300" w:lineRule="auto"/>
-        <w:numPr>
-          <w:ilvl w:val="0"/>
-          <w:numId w:val="10"/>
-        </w:numPr>
+        <w:pStyle w:val="ListBullet"/>
+        <w:widowControl/>
       </w:pPr>
       <w:r>
-        <w:t>Большинство реально работающих роботов выполняют узкие задачи и совсем не похожи на человека.</w:t>
+        <w:t>Большинство работающих роботов специализированы, а не человекоподобны.</w:t>
       </w:r>
     </w:p>
     <w:p>
       <w:pPr>
-        <w:keepLines/>
-        <w:spacing w:after="80" w:line="300" w:lineRule="auto"/>
-        <w:numPr>
-          <w:ilvl w:val="0"/>
-          <w:numId w:val="10"/>
-        </w:numPr>
+        <w:pStyle w:val="ListBullet"/>
+        <w:widowControl/>
       </w:pPr>
       <w:r>
-        <w:t>Искусственный интеллект всё чаще отвечает за этап принятия решения в цикле «воспринять — решить — выполнить».</w:t>
+        <w:t>Искусственный интеллект всё чаще отвечает за решение в цепи восприятия и действия.</w:t>
       </w:r>
     </w:p>
     <w:p>
       <w:pPr>
         <w:pStyle w:val="Heading1"/>
+        <w:widowControl/>
       </w:pPr>
       <w:r>
         <w:t>Что это такое</w:t>
@@ -141,143 +108,101 @@
     </w:p>
     <w:p>
       <w:pPr>
-        <w:keepLines w:val="0"/>
+        <w:widowControl/>
       </w:pPr>
       <w:r>
-        <w:t>Робот — это машина, которая может воспринимать окружающую обстановку, вычислять подходящую реакцию, а затем перемещаться или воздействовать на предметы. Движение обеспечивают исполнительные механизмы: электромоторы, гидравлические цилиндры и другие приводы. Большинство промышленных роботов представляют собой манипуляторы в ограждённых зонах, а не шагающих механических людей.</w:t>
-      </w:r>
-    </w:p>
-    <w:p>
-      <w:pPr>
-        <w:keepLines w:val="0"/>
-      </w:pPr>
-      <w:r>
-        <w:t>Автономность бывает разной. Одни устройства снова и снова проходят по жёстко заданной траектории, другие способны подстраиваться под изменения. Робототехника — прежде всего инженерная наука о полезном физическом действии, а не воплощение мифа о металлическом слуге.</w:t>
+        <w:t>Робот получает сведения об окружении от датчиков, вычисляет нужное действие и выполняет его с помощью исполнительных механизмов — например, моторов и поршней. На заводах это чаще манипуляторы за защитным ограждением, а не машины, похожие на людей. Степень самостоятельности бывает разной: одни роботы повторяют заданную траекторию, другие приспосабливаются к ситуации. Робототехника занимается полезными действиями машин, а не воплощением мифа о металлическом слуге.</w:t>
       </w:r>
     </w:p>
     <w:p>
       <w:pPr>
         <w:pStyle w:val="Heading1"/>
+        <w:widowControl/>
       </w:pPr>
       <w:r>
-        <w:t>Кто это открыл или изобрёл</w:t>
+        <w:t>Кто открыл или изобрёл</w:t>
       </w:r>
     </w:p>
     <w:p>
       <w:pPr>
-        <w:keepLines w:val="0"/>
+        <w:widowControl/>
       </w:pPr>
       <w:r>
-        <w:t>Пьеса Карела Чапека подарила миру само слово, восходящее к славянскому корню со значением подневольного труда. Джордж Девол и Джозеф Энгельбергер превратили робота Unimate в коммерческий продукт; в 1961 году он перекладывал раскалённые металлические детали на заводе.</w:t>
-      </w:r>
-    </w:p>
-    <w:p>
-      <w:pPr>
-        <w:keepLines w:val="0"/>
-      </w:pPr>
-      <w:r>
-        <w:t>Предшественниками были старинные автоматы и экспериментальные «черепахи» Уильяма Грея Уолтера. Позднее Япония, Германия и другие страны создали крупную робототехническую промышленность. Современные хирургические системы и складские роботы — результат труда множества инженеров, а не одного изобретателя.</w:t>
+        <w:t>Слово «робот» пришло из пьесы Карела Чапека и связано со славянским обозначением подневольного труда. Джордж Девол и Джозеф Энгельбергер вывели в промышленность Unimate: в 1961 году он укладывал горячие металлические детали. Ему предшествовали механические автоматы и роботизированные «черепахи» Грея Уолтера. Позднее Япония, Германия и другие страны создали крупную отрасль. У хирургических и складских роботов также много создателей.</w:t>
       </w:r>
     </w:p>
     <w:p>
       <w:pPr>
         <w:pStyle w:val="Heading1"/>
+        <w:widowControl/>
       </w:pPr>
       <w:r>
-        <w:t>Когда и как это появилось</w:t>
+        <w:t>Когда и как появилось</w:t>
       </w:r>
     </w:p>
     <w:p>
       <w:pPr>
-        <w:keepLines w:val="0"/>
+        <w:widowControl/>
       </w:pPr>
       <w:r>
-        <w:t>После 1960 года заводам потребовались машины, способные без усталости выполнять опасные и многократно повторяющиеся операции. Развитие вычислительной техники, гидравлики, а затем доступных датчиков сделало это возможным.</w:t>
-      </w:r>
-    </w:p>
-    <w:p>
-      <w:pPr>
-        <w:keepLines w:val="0"/>
-      </w:pPr>
-      <w:r>
-        <w:t>Подъём и спад отрасли в 1980-е годы показал: недостаточно создать умный манипулятор — ему необходимо подобрать подходящую задачу. В XXI веке новые рынки открыли склады и больницы. Человекоподобные машины чаще привлекают камеры, а прибыль пока в основном приносят специализированные устройства.</w:t>
+        <w:t>После 1960 года заводам требовались машины, способные без усталости повторять опасные операции. Развитию помогли вычислительная техника, гидравлика, а позднее — дешёвые датчики. Подъём и спад 1980-х годов показали, что недостаточно создать умелый манипулятор: нужно найти подходящую задачу. В XXI веке новые рынки открыли склады и больницы. Человекоподобные роботы привлекают внимание камер, но основную практическую работу выполняют специализированные машины.</w:t>
       </w:r>
     </w:p>
     <w:p>
       <w:pPr>
         <w:pStyle w:val="Heading1"/>
+        <w:widowControl/>
       </w:pPr>
       <w:r>
-        <w:t>Научное значение</w:t>
+        <w:t>Значение для науки</w:t>
       </w:r>
     </w:p>
     <w:p>
       <w:pPr>
-        <w:keepLines w:val="0"/>
+        <w:widowControl/>
       </w:pPr>
       <w:r>
-        <w:t>В робототехнике сходятся механика, теория управления и компьютерное зрение. Движущаяся тяжёлая машина требует очень точного определения безопасности и допустимого риска.</w:t>
-      </w:r>
-    </w:p>
-    <w:p>
-      <w:pPr>
-        <w:keepLines w:val="0"/>
-      </w:pPr>
-      <w:r>
-        <w:t>Эта область проверяет, сколько «интеллекта» нужно для простого физического действия: даже надёжно взять чашку всё ещё трудно. Роботы помогают трезво оценивать и искусственный интеллект — ошибка в реальном мире не спрячется внутри набора данных.</w:t>
+        <w:t>Робототехника соединяет механику, теорию управления и компьютерное зрение. Движущаяся машина требует точного определения условий безопасности. Даже простое действие проверяет возможности искусственного интеллекта: надёжно взять чашку по-прежнему непросто. Роботы помогают оценивать ИИ в реальном мире, где неудачу невозможно скрыть за результатами на наборе данных.</w:t>
       </w:r>
     </w:p>
     <w:p>
       <w:pPr>
         <w:pStyle w:val="Heading1"/>
+        <w:widowControl/>
       </w:pPr>
       <w:r>
-        <w:t>Влияние на последующее развитие</w:t>
+        <w:t>Влияние на дальнейшее развитие</w:t>
       </w:r>
     </w:p>
     <w:p>
       <w:pPr>
-        <w:keepLines w:val="0"/>
+        <w:widowControl/>
       </w:pPr>
       <w:r>
-        <w:t>Роботы сваривают и окрашивают детали, перемещают микросхемы, а теперь участвуют в экспериментах по доставке товаров. Беспилотники — это летающие роботы. Мягкая робототехника и экзоскелеты позволяют машинам работать ближе к человеку.</w:t>
-      </w:r>
-    </w:p>
-    <w:p>
-      <w:pPr>
-        <w:keepLines w:val="0"/>
-      </w:pPr>
-      <w:r>
-        <w:t>Вслед за техникой возникают правовые и трудовые вопросы: кто отвечает за ущерб и чью работу вытесняет автоматизация. Домашние роботы по-прежнему ограниченны, потому что обычная квартира гораздо менее предсказуема, чем заводской цех.</w:t>
+        <w:t>Роботов используют для сварки, окраски и работы с микросхемами; испытывают и доставку на последнем участке пути к получателю. Дроны — это летающие роботы. Мягкие конструкции и экзоскелеты, поддерживающие тело, позволяют машинам теснее взаимодействовать с человеком. Возникают вопросы ответственности за действия робота и замещения рабочих мест. Применение домашних роботов пока ограничивает непредсказуемая обстановка жилища.</w:t>
       </w:r>
     </w:p>
     <w:p>
       <w:pPr>
         <w:pStyle w:val="Heading1"/>
+        <w:widowControl/>
       </w:pPr>
       <w:r>
-        <w:t>Как это изменило жизнь людей</w:t>
+        <w:t>Как изменило жизнь людей</w:t>
       </w:r>
     </w:p>
     <w:p>
       <w:pPr>
-        <w:keepLines w:val="0"/>
+        <w:widowControl/>
       </w:pPr>
       <w:r>
-        <w:t>Роботы избавили работников от части токсичных, опасных и однообразных операций. Но там, где автоматизацию применяли лишь для сокращения штата, люди теряли рабочие места и возможность влиять на условия труда.</w:t>
-      </w:r>
-    </w:p>
-    <w:p>
-      <w:pPr>
-        <w:keepLines w:val="0"/>
-      </w:pPr>
-      <w:r>
-        <w:t>Потребители получили более дешёвые товары, хотя автоматизированное обслуживание иногда стало менее человечным и удобным. Обществу предстоит решить, как распределять выгоды роста производительности. Робототехника продолжает менять и достоинство труда, и связанные с ним опасности.</w:t>
+        <w:t>Некоторые работники избавились от токсичных и однообразных операций. Там же, где автоматизация свелась к сокращению персонала, их возможности отстаивать свои интересы уменьшились. Потребители получили более дешёвые товары, хотя иногда — худшее обслуживание. Обществу предстоит решить, как распределять выгоды от роста производительности. Робототехника продолжает менять условия, безопасность и человеческое достоинство труда.</w:t>
       </w:r>
     </w:p>
     <w:p>
       <w:pPr>
         <w:pStyle w:val="Heading1"/>
+        <w:widowControl/>
       </w:pPr>
       <w:r>
         <w:t>Источники и литература</w:t>
@@ -286,132 +211,139 @@
     <w:p>
       <w:pPr>
         <w:pStyle w:val="Heading2"/>
+        <w:widowControl/>
       </w:pPr>
       <w:r>
-        <w:t>C. Материалы научных учреждений и энциклопедий</w:t>
+        <w:rPr>
+          <w:sz w:val="20"/>
+        </w:rPr>
+        <w:t>Материалы организаций и энциклопедии</w:t>
       </w:r>
     </w:p>
     <w:p>
       <w:pPr>
-        <w:keepLines/>
-        <w:spacing w:after="80" w:line="300" w:lineRule="auto"/>
-        <w:numPr>
-          <w:ilvl w:val="0"/>
-          <w:numId w:val="11"/>
-        </w:numPr>
+        <w:widowControl/>
       </w:pPr>
       <w:r>
-        <w:t xml:space="preserve">Encyclopaedia Britannica. «Robot». </w:t>
+        <w:rPr>
+          <w:sz w:val="20"/>
+        </w:rPr>
+        <w:t xml:space="preserve">1. Encyclopaedia Britannica. 'Robot.' </w:t>
       </w:r>
+      <w:hyperlink r:id="rId9">
+        <w:r>
+          <w:rPr>
+            <w:sz w:val="20"/>
+          </w:rPr>
+          <w:t>https://www.britannica.com/technology/robot-technology</w:t>
+        </w:r>
+      </w:hyperlink>
       <w:r>
-        <w:t xml:space="preserve"> </w:t>
+        <w:rPr>
+          <w:sz w:val="20"/>
+        </w:rPr>
+      </w:r>
+    </w:p>
+    <w:p>
+      <w:pPr>
+        <w:widowControl/>
+      </w:pPr>
+      <w:r>
+        <w:rPr>
+          <w:sz w:val="20"/>
+        </w:rPr>
+        <w:t xml:space="preserve">2. Encyclopaedia Britannica. 'Karel Čapek.' </w:t>
+      </w:r>
+      <w:hyperlink r:id="rId10">
+        <w:r>
+          <w:rPr>
+            <w:sz w:val="20"/>
+          </w:rPr>
+          <w:t>https://www.britannica.com/biography/Karel-Capek</w:t>
+        </w:r>
+      </w:hyperlink>
+      <w:r>
+        <w:rPr>
+          <w:sz w:val="20"/>
+        </w:rPr>
+      </w:r>
+    </w:p>
+    <w:p>
+      <w:pPr>
+        <w:pStyle w:val="Heading2"/>
+        <w:widowControl/>
+      </w:pPr>
+      <w:r>
+        <w:rPr>
+          <w:sz w:val="20"/>
+        </w:rPr>
+        <w:t>Материалы музеев, архивов и библиотек</w:t>
+      </w:r>
+    </w:p>
+    <w:p>
+      <w:pPr>
+        <w:widowControl/>
+      </w:pPr>
+      <w:r>
+        <w:rPr>
+          <w:sz w:val="20"/>
+        </w:rPr>
+        <w:t xml:space="preserve">1. The Henry Ford. Unimate and industrial robots. </w:t>
       </w:r>
       <w:hyperlink r:id="rId11">
         <w:r>
           <w:rPr>
-            <w:color w:val="0563C1"/>
-            <w:u w:val="single"/>
+            <w:sz w:val="20"/>
           </w:rPr>
-          <w:t>https://www.britannica.com/technology/robot-technology</w:t>
+          <w:t>https://www.thehenryford.org/collections-and-research/digital-collections/artifact/157068/</w:t>
         </w:r>
       </w:hyperlink>
+      <w:r>
+        <w:rPr>
+          <w:sz w:val="20"/>
+        </w:rPr>
+      </w:r>
     </w:p>
     <w:p>
       <w:pPr>
-        <w:keepLines/>
-        <w:spacing w:after="80" w:line="300" w:lineRule="auto"/>
-        <w:numPr>
-          <w:ilvl w:val="0"/>
-          <w:numId w:val="11"/>
-        </w:numPr>
+        <w:pStyle w:val="Heading2"/>
+        <w:widowControl/>
       </w:pPr>
       <w:r>
-        <w:t xml:space="preserve">Encyclopaedia Britannica. «Karel Čapek». </w:t>
+        <w:rPr>
+          <w:sz w:val="20"/>
+        </w:rPr>
+        <w:t>Профессиональные общества и организации по стандартизации</w:t>
       </w:r>
+    </w:p>
+    <w:p>
+      <w:pPr>
+        <w:widowControl/>
+      </w:pPr>
       <w:r>
-        <w:t xml:space="preserve"> </w:t>
+        <w:rPr>
+          <w:sz w:val="20"/>
+        </w:rPr>
+        <w:t xml:space="preserve">1. IEEE Robotics and Automation Society. </w:t>
       </w:r>
       <w:hyperlink r:id="rId12">
         <w:r>
           <w:rPr>
-            <w:color w:val="0563C1"/>
-            <w:u w:val="single"/>
-          </w:rPr>
-          <w:t>https://www.britannica.com/biography/Karel-Capek</w:t>
-        </w:r>
-      </w:hyperlink>
-    </w:p>
-    <w:p>
-      <w:pPr>
-        <w:pStyle w:val="Heading2"/>
-      </w:pPr>
-      <w:r>
-        <w:t>D. Музеи, архивы и библиотеки</w:t>
-      </w:r>
-    </w:p>
-    <w:p>
-      <w:pPr>
-        <w:keepLines/>
-        <w:spacing w:after="80" w:line="300" w:lineRule="auto"/>
-        <w:numPr>
-          <w:ilvl w:val="0"/>
-          <w:numId w:val="12"/>
-        </w:numPr>
-      </w:pPr>
-      <w:r>
-        <w:t xml:space="preserve">The Henry Ford. Unimate и промышленные роботы. </w:t>
-      </w:r>
-      <w:r>
-        <w:t xml:space="preserve"> </w:t>
-      </w:r>
-      <w:hyperlink r:id="rId13">
-        <w:r>
-          <w:rPr>
-            <w:color w:val="0563C1"/>
-            <w:u w:val="single"/>
-          </w:rPr>
-          <w:t>https://www.thehenryford.org/collections-and-research/digital-collections/artifact/157068/</w:t>
-        </w:r>
-      </w:hyperlink>
-    </w:p>
-    <w:p>
-      <w:pPr>
-        <w:pStyle w:val="Heading2"/>
-      </w:pPr>
-      <w:r>
-        <w:t>H. Профессиональные общества и организации по стандартизации</w:t>
-      </w:r>
-    </w:p>
-    <w:p>
-      <w:pPr>
-        <w:keepLines/>
-        <w:spacing w:after="80" w:line="300" w:lineRule="auto"/>
-        <w:numPr>
-          <w:ilvl w:val="0"/>
-          <w:numId w:val="13"/>
-        </w:numPr>
-      </w:pPr>
-      <w:r>
-        <w:t xml:space="preserve">IEEE Robotics and Automation Society. </w:t>
-      </w:r>
-      <w:r>
-        <w:t xml:space="preserve"> </w:t>
-      </w:r>
-      <w:hyperlink r:id="rId14">
-        <w:r>
-          <w:rPr>
-            <w:color w:val="0563C1"/>
-            <w:u w:val="single"/>
+            <w:sz w:val="20"/>
           </w:rPr>
           <w:t>https://www.ieee-ras.org/</w:t>
         </w:r>
       </w:hyperlink>
+      <w:r>
+        <w:rPr>
+          <w:sz w:val="20"/>
+        </w:rPr>
+      </w:r>
     </w:p>
     <w:sectPr>
-      <w:headerReference w:type="default" r:id="rId9"/>
-      <w:footerReference w:type="default" r:id="rId10"/>
-      <w:pgSz w:w="12240" w:h="15840"/>
-      <w:pgMar w:top="1440" w:right="1440" w:bottom="1440" w:left="1440" w:header="708" w:footer="708" w:gutter="0"/>
+      <w:footerReference w:type="default" r:id="rId13"/>
+      <w:pgSz w:w="11906" w:h="16838"/>
+      <w:pgMar w:top="1020" w:right="1134" w:bottom="1020" w:left="1134" w:header="720" w:footer="720" w:gutter="0"/>
       <w:cols w:space="720"/>
       <w:docGrid w:linePitch="360"/>
     </w:sectPr>
@@ -424,60 +356,11 @@
   <w:p>
     <w:pPr>
       <w:pStyle w:val="Footer"/>
-      <w:spacing w:before="0" w:after="0"/>
       <w:jc w:val="right"/>
     </w:pPr>
-    <w:r>
-      <w:rPr>
-        <w:rFonts w:ascii="Calibri" w:hAnsi="Calibri" w:cs="Calibri"/>
-        <w:color w:val="666666"/>
-        <w:sz w:val="18"/>
-      </w:rPr>
-      <w:t xml:space="preserve">Страница </w:t>
-    </w:r>
-    <w:r>
-      <w:rPr>
-        <w:rFonts w:ascii="Calibri" w:hAnsi="Calibri" w:cs="Calibri"/>
-        <w:color w:val="666666"/>
-        <w:sz w:val="18"/>
-      </w:rPr>
-      <w:fldChar w:fldCharType="begin"/>
-      <w:instrText xml:space="preserve"> PAGE </w:instrText>
-      <w:fldChar w:fldCharType="separate"/>
-      <w:t>1</w:t>
-      <w:fldChar w:fldCharType="end"/>
-    </w:r>
+    <w:fldSimple w:instr="PAGE"/>
   </w:p>
 </w:ftr>
-</file>
-
-<file path=word/header1.xml><?xml version="1.0" encoding="utf-8"?>
-<w:hdr xmlns:m="http://schemas.openxmlformats.org/officeDocument/2006/math" xmlns:mc="http://schemas.openxmlformats.org/markup-compatibility/2006" xmlns:mo="http://schemas.microsoft.com/office/mac/office/2008/main" xmlns:mv="urn:schemas-microsoft-com:mac:vml" xmlns:o="urn:schemas-microsoft-com:office:office" xmlns:r="http://schemas.openxmlformats.org/officeDocument/2006/relationships" xmlns:v="urn:schemas-microsoft-com:vml" xmlns:w10="urn:schemas-microsoft-com:office:word" xmlns:w14="http://schemas.microsoft.com/office/word/2010/wordml" xmlns:w="http://schemas.openxmlformats.org/wordprocessingml/2006/main" xmlns:wne="http://schemas.microsoft.com/office/word/2006/wordml" xmlns:wp14="http://schemas.microsoft.com/office/word/2010/wordprocessingDrawing" xmlns:wp="http://schemas.openxmlformats.org/drawingml/2006/wordprocessingDrawing" xmlns:wpc="http://schemas.microsoft.com/office/word/2010/wordprocessingCanvas" xmlns:wpg="http://schemas.microsoft.com/office/word/2010/wordprocessingGroup" xmlns:wpi="http://schemas.microsoft.com/office/word/2010/wordprocessingInk" xmlns:wps="http://schemas.microsoft.com/office/word/2010/wordprocessingShape" mc:Ignorable="w14 wp14">
-  <w:p>
-    <w:pPr>
-      <w:pStyle w:val="Header"/>
-      <w:spacing w:after="0"/>
-      <w:jc w:val="left"/>
-    </w:pPr>
-    <w:r>
-      <w:rPr>
-        <w:rFonts w:ascii="Calibri" w:hAnsi="Calibri" w:cs="Calibri"/>
-        <w:b/>
-        <w:color w:val="666666"/>
-        <w:sz w:val="18"/>
-      </w:rPr>
-      <w:t>Открытия и изобретения</w:t>
-    </w:r>
-    <w:r>
-      <w:rPr>
-        <w:rFonts w:ascii="Calibri" w:hAnsi="Calibri" w:cs="Calibri"/>
-        <w:color w:val="666666"/>
-        <w:sz w:val="18"/>
-      </w:rPr>
-      <w:t xml:space="preserve">    |    7. Новые и преобразующие технологии</w:t>
-    </w:r>
-  </w:p>
-</w:hdr>
 </file>
 
 <file path=word/numbering.xml><?xml version="1.0" encoding="utf-8"?>
@@ -680,78 +563,6 @@
   <w:num w:numId="9">
     <w:abstractNumId w:val="0"/>
   </w:num>
-  <w:abstractNum w:abstractNumId="9">
-    <w:multiLevelType w:val="singleLevel"/>
-    <w:lvl w:ilvl="0">
-      <w:start w:val="1"/>
-      <w:numFmt w:val="bullet"/>
-      <w:lvlText w:val="•"/>
-      <w:lvlJc w:val="left"/>
-      <w:pPr>
-        <w:tabs>
-          <w:tab w:val="num" w:pos="540"/>
-        </w:tabs>
-        <w:ind w:left="540" w:hanging="270"/>
-      </w:pPr>
-    </w:lvl>
-  </w:abstractNum>
-  <w:num w:numId="10">
-    <w:abstractNumId w:val="9"/>
-  </w:num>
-  <w:abstractNum w:abstractNumId="10">
-    <w:multiLevelType w:val="singleLevel"/>
-    <w:lvl w:ilvl="0">
-      <w:start w:val="1"/>
-      <w:numFmt w:val="decimal"/>
-      <w:lvlText w:val="%1."/>
-      <w:lvlJc w:val="left"/>
-      <w:pPr>
-        <w:tabs>
-          <w:tab w:val="num" w:pos="540"/>
-        </w:tabs>
-        <w:ind w:left="540" w:hanging="270"/>
-      </w:pPr>
-    </w:lvl>
-  </w:abstractNum>
-  <w:num w:numId="11">
-    <w:abstractNumId w:val="10"/>
-  </w:num>
-  <w:abstractNum w:abstractNumId="11">
-    <w:multiLevelType w:val="singleLevel"/>
-    <w:lvl w:ilvl="0">
-      <w:start w:val="1"/>
-      <w:numFmt w:val="decimal"/>
-      <w:lvlText w:val="%1."/>
-      <w:lvlJc w:val="left"/>
-      <w:pPr>
-        <w:tabs>
-          <w:tab w:val="num" w:pos="540"/>
-        </w:tabs>
-        <w:ind w:left="540" w:hanging="270"/>
-      </w:pPr>
-    </w:lvl>
-  </w:abstractNum>
-  <w:num w:numId="12">
-    <w:abstractNumId w:val="11"/>
-  </w:num>
-  <w:abstractNum w:abstractNumId="12">
-    <w:multiLevelType w:val="singleLevel"/>
-    <w:lvl w:ilvl="0">
-      <w:start w:val="1"/>
-      <w:numFmt w:val="decimal"/>
-      <w:lvlText w:val="%1."/>
-      <w:lvlJc w:val="left"/>
-      <w:pPr>
-        <w:tabs>
-          <w:tab w:val="num" w:pos="540"/>
-        </w:tabs>
-        <w:ind w:left="540" w:hanging="270"/>
-      </w:pPr>
-    </w:lvl>
-  </w:abstractNum>
-  <w:num w:numId="13">
-    <w:abstractNumId w:val="12"/>
-  </w:num>
 </w:numbering>
 </file>
 
@@ -760,7 +571,7 @@
   <w:docDefaults>
     <w:rPrDefault>
       <w:rPr>
-        <w:rFonts w:asciiTheme="minorHAnsi" w:eastAsiaTheme="minorEastAsia" w:hAnsiTheme="minorHAnsi" w:cstheme="minorBidi"/>
+        <w:rFonts/>
         <w:sz w:val="22"/>
         <w:szCs w:val="22"/>
         <w:lang w:val="en-US" w:eastAsia="en-US" w:bidi="ar-SA"/>
@@ -916,12 +727,13 @@
     <w:qFormat/>
     <w:rsid w:val="00FC693F"/>
     <w:pPr>
-      <w:widowControl/>
-      <w:spacing w:before="0" w:after="120" w:line="300" w:lineRule="auto"/>
+      <w:spacing w:after="120" w:line="259" w:lineRule="auto"/>
     </w:pPr>
     <w:rPr>
-      <w:rFonts w:ascii="Calibri" w:hAnsi="Calibri" w:cs="Calibri"/>
-      <w:sz w:val="22"/>
+      <w:rFonts w:ascii="Times New Roman" w:hAnsi="Times New Roman"/>
+      <w:color w:val="000000"/>
+      <w:sz w:val="24"/>
+      <w:lang w:val="ru-RU"/>
     </w:rPr>
   </w:style>
   <w:style w:type="paragraph" w:styleId="Header">
@@ -979,16 +791,17 @@
     <w:pPr>
       <w:keepNext/>
       <w:keepLines/>
-      <w:spacing w:before="360" w:after="200"/>
+      <w:spacing w:before="480" w:after="120" w:line="259" w:lineRule="auto"/>
       <w:outlineLvl w:val="0"/>
     </w:pPr>
     <w:rPr>
-      <w:rFonts w:asciiTheme="majorHAnsi" w:eastAsiaTheme="majorEastAsia" w:hAnsiTheme="majorHAnsi" w:cstheme="majorBidi" w:ascii="Calibri" w:hAnsi="Calibri" w:cs="Calibri"/>
+      <w:rFonts w:ascii="Times New Roman" w:hAnsi="Times New Roman"/>
       <w:b/>
       <w:bCs/>
-      <w:color w:val="2E74B5"/>
-      <w:sz w:val="32"/>
+      <w:color w:val="000000"/>
+      <w:sz w:val="26"/>
       <w:szCs w:val="28"/>
+      <w:lang w:val="ru-RU"/>
     </w:rPr>
   </w:style>
   <w:style w:type="paragraph" w:styleId="Heading2">
@@ -1003,16 +816,17 @@
     <w:pPr>
       <w:keepNext/>
       <w:keepLines/>
-      <w:spacing w:before="280" w:after="140"/>
+      <w:spacing w:before="200" w:after="120" w:line="259" w:lineRule="auto"/>
       <w:outlineLvl w:val="1"/>
     </w:pPr>
     <w:rPr>
-      <w:rFonts w:asciiTheme="majorHAnsi" w:eastAsiaTheme="majorEastAsia" w:hAnsiTheme="majorHAnsi" w:cstheme="majorBidi" w:ascii="Calibri" w:hAnsi="Calibri" w:cs="Calibri"/>
+      <w:rFonts w:ascii="Times New Roman" w:hAnsi="Times New Roman"/>
       <w:b/>
       <w:bCs/>
-      <w:color w:val="2E74B5"/>
+      <w:color w:val="000000"/>
       <w:sz w:val="26"/>
       <w:szCs w:val="26"/>
+      <w:lang w:val="ru-RU"/>
     </w:rPr>
   </w:style>
   <w:style w:type="paragraph" w:styleId="Heading3">
@@ -1027,15 +841,14 @@
     <w:pPr>
       <w:keepNext/>
       <w:keepLines/>
-      <w:spacing w:before="200" w:after="100"/>
+      <w:spacing w:before="200" w:after="0"/>
       <w:outlineLvl w:val="2"/>
     </w:pPr>
     <w:rPr>
-      <w:rFonts w:asciiTheme="majorHAnsi" w:eastAsiaTheme="majorEastAsia" w:hAnsiTheme="majorHAnsi" w:cstheme="majorBidi" w:ascii="Calibri" w:hAnsi="Calibri" w:cs="Calibri"/>
+      <w:rFonts/>
       <w:b/>
       <w:bCs/>
-      <w:color w:val="1F4D78"/>
-      <w:sz w:val="24"/>
+      <w:color w:val="4F81BD" w:themeColor="accent1"/>
     </w:rPr>
   </w:style>
   <w:style w:type="paragraph" w:styleId="Heading4">
@@ -1055,7 +868,7 @@
       <w:outlineLvl w:val="3"/>
     </w:pPr>
     <w:rPr>
-      <w:rFonts w:asciiTheme="majorHAnsi" w:eastAsiaTheme="majorEastAsia" w:hAnsiTheme="majorHAnsi" w:cstheme="majorBidi"/>
+      <w:rFonts/>
       <w:b/>
       <w:bCs/>
       <w:i/>
@@ -1080,7 +893,7 @@
       <w:outlineLvl w:val="4"/>
     </w:pPr>
     <w:rPr>
-      <w:rFonts w:asciiTheme="majorHAnsi" w:eastAsiaTheme="majorEastAsia" w:hAnsiTheme="majorHAnsi" w:cstheme="majorBidi"/>
+      <w:rFonts/>
       <w:color w:val="243F60" w:themeColor="accent1" w:themeShade="7F"/>
     </w:rPr>
   </w:style>
@@ -1101,7 +914,7 @@
       <w:outlineLvl w:val="5"/>
     </w:pPr>
     <w:rPr>
-      <w:rFonts w:asciiTheme="majorHAnsi" w:eastAsiaTheme="majorEastAsia" w:hAnsiTheme="majorHAnsi" w:cstheme="majorBidi"/>
+      <w:rFonts/>
       <w:i/>
       <w:iCs/>
       <w:color w:val="243F60" w:themeColor="accent1" w:themeShade="7F"/>
@@ -1124,7 +937,7 @@
       <w:outlineLvl w:val="6"/>
     </w:pPr>
     <w:rPr>
-      <w:rFonts w:asciiTheme="majorHAnsi" w:eastAsiaTheme="majorEastAsia" w:hAnsiTheme="majorHAnsi" w:cstheme="majorBidi"/>
+      <w:rFonts/>
       <w:i/>
       <w:iCs/>
       <w:color w:val="404040" w:themeColor="text1" w:themeTint="BF"/>
@@ -1147,7 +960,7 @@
       <w:outlineLvl w:val="7"/>
     </w:pPr>
     <w:rPr>
-      <w:rFonts w:asciiTheme="majorHAnsi" w:eastAsiaTheme="majorEastAsia" w:hAnsiTheme="majorHAnsi" w:cstheme="majorBidi"/>
+      <w:rFonts/>
       <w:color w:val="4F81BD" w:themeColor="accent1"/>
       <w:sz w:val="20"/>
       <w:szCs w:val="20"/>
@@ -1170,7 +983,7 @@
       <w:outlineLvl w:val="8"/>
     </w:pPr>
     <w:rPr>
-      <w:rFonts w:asciiTheme="majorHAnsi" w:eastAsiaTheme="majorEastAsia" w:hAnsiTheme="majorHAnsi" w:cstheme="majorBidi"/>
+      <w:rFonts/>
       <w:i/>
       <w:iCs/>
       <w:color w:val="404040" w:themeColor="text1" w:themeTint="BF"/>
@@ -1221,7 +1034,7 @@
     <w:uiPriority w:val="9"/>
     <w:rsid w:val="00FC693F"/>
     <w:rPr>
-      <w:rFonts w:asciiTheme="majorHAnsi" w:eastAsiaTheme="majorEastAsia" w:hAnsiTheme="majorHAnsi" w:cstheme="majorBidi"/>
+      <w:rFonts/>
       <w:b/>
       <w:bCs/>
       <w:color w:val="365F91" w:themeColor="accent1" w:themeShade="BF"/>
@@ -1236,7 +1049,7 @@
     <w:uiPriority w:val="9"/>
     <w:rsid w:val="00FC693F"/>
     <w:rPr>
-      <w:rFonts w:asciiTheme="majorHAnsi" w:eastAsiaTheme="majorEastAsia" w:hAnsiTheme="majorHAnsi" w:cstheme="majorBidi"/>
+      <w:rFonts/>
       <w:b/>
       <w:bCs/>
       <w:color w:val="4F81BD" w:themeColor="accent1"/>
@@ -1251,7 +1064,7 @@
     <w:uiPriority w:val="9"/>
     <w:rsid w:val="00FC693F"/>
     <w:rPr>
-      <w:rFonts w:asciiTheme="majorHAnsi" w:eastAsiaTheme="majorEastAsia" w:hAnsiTheme="majorHAnsi" w:cstheme="majorBidi"/>
+      <w:rFonts/>
       <w:b/>
       <w:bCs/>
       <w:color w:val="4F81BD" w:themeColor="accent1"/>
@@ -1266,19 +1079,17 @@
     <w:qFormat/>
     <w:rsid w:val="00FC693F"/>
     <w:pPr>
-      <w:pBdr>
-        <w:bottom w:val="single" w:sz="8" w:space="4" w:color="4F81BD" w:themeColor="accent1"/>
-      </w:pBdr>
-      <w:spacing w:after="300" w:line="240" w:lineRule="auto"/>
+      <w:spacing w:after="120" w:line="259" w:lineRule="auto"/>
       <w:contextualSpacing/>
     </w:pPr>
     <w:rPr>
-      <w:rFonts w:asciiTheme="majorHAnsi" w:eastAsiaTheme="majorEastAsia" w:hAnsiTheme="majorHAnsi" w:cstheme="majorBidi"/>
-      <w:color w:val="17365D" w:themeColor="text2" w:themeShade="BF"/>
+      <w:rFonts w:ascii="Times New Roman" w:hAnsi="Times New Roman"/>
+      <w:color w:val="000000"/>
       <w:spacing w:val="5"/>
       <w:kern w:val="28"/>
-      <w:sz w:val="52"/>
+      <w:sz w:val="40"/>
       <w:szCs w:val="52"/>
+      <w:lang w:val="ru-RU"/>
     </w:rPr>
   </w:style>
   <w:style w:type="character" w:customStyle="1" w:styleId="TitleChar">
@@ -1288,7 +1099,7 @@
     <w:uiPriority w:val="10"/>
     <w:rsid w:val="00FC693F"/>
     <w:rPr>
-      <w:rFonts w:asciiTheme="majorHAnsi" w:eastAsiaTheme="majorEastAsia" w:hAnsiTheme="majorHAnsi" w:cstheme="majorBidi"/>
+      <w:rFonts/>
       <w:color w:val="17365D" w:themeColor="text2" w:themeShade="BF"/>
       <w:spacing w:val="5"/>
       <w:kern w:val="28"/>
@@ -1310,7 +1121,7 @@
       </w:numPr>
     </w:pPr>
     <w:rPr>
-      <w:rFonts w:asciiTheme="majorHAnsi" w:eastAsiaTheme="majorEastAsia" w:hAnsiTheme="majorHAnsi" w:cstheme="majorBidi"/>
+      <w:rFonts/>
       <w:i/>
       <w:iCs/>
       <w:color w:val="4F81BD" w:themeColor="accent1"/>
@@ -1326,7 +1137,7 @@
     <w:uiPriority w:val="11"/>
     <w:rsid w:val="00FC693F"/>
     <w:rPr>
-      <w:rFonts w:asciiTheme="majorHAnsi" w:eastAsiaTheme="majorEastAsia" w:hAnsiTheme="majorHAnsi" w:cstheme="majorBidi"/>
+      <w:rFonts/>
       <w:i/>
       <w:iCs/>
       <w:color w:val="4F81BD" w:themeColor="accent1"/>
@@ -1451,8 +1262,15 @@
       <w:numPr>
         <w:numId w:val="1"/>
       </w:numPr>
+      <w:spacing w:after="120" w:line="259" w:lineRule="auto"/>
       <w:contextualSpacing/>
     </w:pPr>
+    <w:rPr>
+      <w:rFonts w:ascii="Times New Roman" w:hAnsi="Times New Roman"/>
+      <w:color w:val="000000"/>
+      <w:sz w:val="24"/>
+      <w:lang w:val="ru-RU"/>
+    </w:rPr>
   </w:style>
   <w:style w:type="paragraph" w:styleId="ListBullet2">
     <w:name w:val="List Bullet 2"/>
@@ -1624,7 +1442,7 @@
     <w:semiHidden/>
     <w:rsid w:val="00FC693F"/>
     <w:rPr>
-      <w:rFonts w:asciiTheme="majorHAnsi" w:eastAsiaTheme="majorEastAsia" w:hAnsiTheme="majorHAnsi" w:cstheme="majorBidi"/>
+      <w:rFonts/>
       <w:b/>
       <w:bCs/>
       <w:i/>
@@ -1640,7 +1458,7 @@
     <w:semiHidden/>
     <w:rsid w:val="00FC693F"/>
     <w:rPr>
-      <w:rFonts w:asciiTheme="majorHAnsi" w:eastAsiaTheme="majorEastAsia" w:hAnsiTheme="majorHAnsi" w:cstheme="majorBidi"/>
+      <w:rFonts/>
       <w:color w:val="243F60" w:themeColor="accent1" w:themeShade="7F"/>
     </w:rPr>
   </w:style>
@@ -1652,7 +1470,7 @@
     <w:semiHidden/>
     <w:rsid w:val="00FC693F"/>
     <w:rPr>
-      <w:rFonts w:asciiTheme="majorHAnsi" w:eastAsiaTheme="majorEastAsia" w:hAnsiTheme="majorHAnsi" w:cstheme="majorBidi"/>
+      <w:rFonts/>
       <w:i/>
       <w:iCs/>
       <w:color w:val="243F60" w:themeColor="accent1" w:themeShade="7F"/>
@@ -1666,7 +1484,7 @@
     <w:semiHidden/>
     <w:rsid w:val="00FC693F"/>
     <w:rPr>
-      <w:rFonts w:asciiTheme="majorHAnsi" w:eastAsiaTheme="majorEastAsia" w:hAnsiTheme="majorHAnsi" w:cstheme="majorBidi"/>
+      <w:rFonts/>
       <w:i/>
       <w:iCs/>
       <w:color w:val="404040" w:themeColor="text1" w:themeTint="BF"/>
@@ -1680,7 +1498,7 @@
     <w:semiHidden/>
     <w:rsid w:val="00FC693F"/>
     <w:rPr>
-      <w:rFonts w:asciiTheme="majorHAnsi" w:eastAsiaTheme="majorEastAsia" w:hAnsiTheme="majorHAnsi" w:cstheme="majorBidi"/>
+      <w:rFonts/>
       <w:color w:val="4F81BD" w:themeColor="accent1"/>
       <w:sz w:val="20"/>
       <w:szCs w:val="20"/>
@@ -1694,7 +1512,7 @@
     <w:semiHidden/>
     <w:rsid w:val="00FC693F"/>
     <w:rPr>
-      <w:rFonts w:asciiTheme="majorHAnsi" w:eastAsiaTheme="majorEastAsia" w:hAnsiTheme="majorHAnsi" w:cstheme="majorBidi"/>
+      <w:rFonts/>
       <w:i/>
       <w:iCs/>
       <w:color w:val="404040" w:themeColor="text1" w:themeTint="BF"/>
@@ -1753,9 +1571,6 @@
     <w:qFormat/>
     <w:rsid w:val="00FC693F"/>
     <w:pPr>
-      <w:pBdr>
-        <w:bottom w:val="single" w:sz="4" w:space="4" w:color="4F81BD" w:themeColor="accent1"/>
-      </w:pBdr>
       <w:spacing w:before="200" w:after="280"/>
       <w:ind w:left="936" w:right="936"/>
     </w:pPr>
@@ -3283,7 +3098,7 @@
         <w:spacing w:before="0" w:after="0" w:line="240" w:lineRule="auto"/>
       </w:pPr>
       <w:rPr>
-        <w:rFonts w:asciiTheme="majorHAnsi" w:eastAsiaTheme="majorEastAsia" w:hAnsiTheme="majorHAnsi" w:cstheme="majorBidi"/>
+        <w:rFonts/>
         <w:b/>
         <w:bCs/>
       </w:rPr>
@@ -3304,7 +3119,7 @@
         <w:spacing w:before="0" w:after="0" w:line="240" w:lineRule="auto"/>
       </w:pPr>
       <w:rPr>
-        <w:rFonts w:asciiTheme="majorHAnsi" w:eastAsiaTheme="majorEastAsia" w:hAnsiTheme="majorHAnsi" w:cstheme="majorBidi"/>
+        <w:rFonts/>
         <w:b/>
         <w:bCs/>
       </w:rPr>
@@ -3322,14 +3137,14 @@
     </w:tblStylePr>
     <w:tblStylePr w:type="firstCol">
       <w:rPr>
-        <w:rFonts w:asciiTheme="majorHAnsi" w:eastAsiaTheme="majorEastAsia" w:hAnsiTheme="majorHAnsi" w:cstheme="majorBidi"/>
+        <w:rFonts/>
         <w:b/>
         <w:bCs/>
       </w:rPr>
     </w:tblStylePr>
     <w:tblStylePr w:type="lastCol">
       <w:rPr>
-        <w:rFonts w:asciiTheme="majorHAnsi" w:eastAsiaTheme="majorEastAsia" w:hAnsiTheme="majorHAnsi" w:cstheme="majorBidi"/>
+        <w:rFonts/>
         <w:b/>
         <w:bCs/>
       </w:rPr>
@@ -3413,7 +3228,7 @@
         <w:spacing w:before="0" w:after="0" w:line="240" w:lineRule="auto"/>
       </w:pPr>
       <w:rPr>
-        <w:rFonts w:asciiTheme="majorHAnsi" w:eastAsiaTheme="majorEastAsia" w:hAnsiTheme="majorHAnsi" w:cstheme="majorBidi"/>
+        <w:rFonts/>
         <w:b/>
         <w:bCs/>
       </w:rPr>
@@ -3434,7 +3249,7 @@
         <w:spacing w:before="0" w:after="0" w:line="240" w:lineRule="auto"/>
       </w:pPr>
       <w:rPr>
-        <w:rFonts w:asciiTheme="majorHAnsi" w:eastAsiaTheme="majorEastAsia" w:hAnsiTheme="majorHAnsi" w:cstheme="majorBidi"/>
+        <w:rFonts/>
         <w:b/>
         <w:bCs/>
       </w:rPr>
@@ -3452,14 +3267,14 @@
     </w:tblStylePr>
     <w:tblStylePr w:type="firstCol">
       <w:rPr>
-        <w:rFonts w:asciiTheme="majorHAnsi" w:eastAsiaTheme="majorEastAsia" w:hAnsiTheme="majorHAnsi" w:cstheme="majorBidi"/>
+        <w:rFonts/>
         <w:b/>
         <w:bCs/>
       </w:rPr>
     </w:tblStylePr>
     <w:tblStylePr w:type="lastCol">
       <w:rPr>
-        <w:rFonts w:asciiTheme="majorHAnsi" w:eastAsiaTheme="majorEastAsia" w:hAnsiTheme="majorHAnsi" w:cstheme="majorBidi"/>
+        <w:rFonts/>
         <w:b/>
         <w:bCs/>
       </w:rPr>
@@ -3543,7 +3358,7 @@
         <w:spacing w:before="0" w:after="0" w:line="240" w:lineRule="auto"/>
       </w:pPr>
       <w:rPr>
-        <w:rFonts w:asciiTheme="majorHAnsi" w:eastAsiaTheme="majorEastAsia" w:hAnsiTheme="majorHAnsi" w:cstheme="majorBidi"/>
+        <w:rFonts/>
         <w:b/>
         <w:bCs/>
       </w:rPr>
@@ -3564,7 +3379,7 @@
         <w:spacing w:before="0" w:after="0" w:line="240" w:lineRule="auto"/>
       </w:pPr>
       <w:rPr>
-        <w:rFonts w:asciiTheme="majorHAnsi" w:eastAsiaTheme="majorEastAsia" w:hAnsiTheme="majorHAnsi" w:cstheme="majorBidi"/>
+        <w:rFonts/>
         <w:b/>
         <w:bCs/>
       </w:rPr>
@@ -3582,14 +3397,14 @@
     </w:tblStylePr>
     <w:tblStylePr w:type="firstCol">
       <w:rPr>
-        <w:rFonts w:asciiTheme="majorHAnsi" w:eastAsiaTheme="majorEastAsia" w:hAnsiTheme="majorHAnsi" w:cstheme="majorBidi"/>
+        <w:rFonts/>
         <w:b/>
         <w:bCs/>
       </w:rPr>
     </w:tblStylePr>
     <w:tblStylePr w:type="lastCol">
       <w:rPr>
-        <w:rFonts w:asciiTheme="majorHAnsi" w:eastAsiaTheme="majorEastAsia" w:hAnsiTheme="majorHAnsi" w:cstheme="majorBidi"/>
+        <w:rFonts/>
         <w:b/>
         <w:bCs/>
       </w:rPr>
@@ -3673,7 +3488,7 @@
         <w:spacing w:before="0" w:after="0" w:line="240" w:lineRule="auto"/>
       </w:pPr>
       <w:rPr>
-        <w:rFonts w:asciiTheme="majorHAnsi" w:eastAsiaTheme="majorEastAsia" w:hAnsiTheme="majorHAnsi" w:cstheme="majorBidi"/>
+        <w:rFonts/>
         <w:b/>
         <w:bCs/>
       </w:rPr>
@@ -3694,7 +3509,7 @@
         <w:spacing w:before="0" w:after="0" w:line="240" w:lineRule="auto"/>
       </w:pPr>
       <w:rPr>
-        <w:rFonts w:asciiTheme="majorHAnsi" w:eastAsiaTheme="majorEastAsia" w:hAnsiTheme="majorHAnsi" w:cstheme="majorBidi"/>
+        <w:rFonts/>
         <w:b/>
         <w:bCs/>
       </w:rPr>
@@ -3712,14 +3527,14 @@
     </w:tblStylePr>
     <w:tblStylePr w:type="firstCol">
       <w:rPr>
-        <w:rFonts w:asciiTheme="majorHAnsi" w:eastAsiaTheme="majorEastAsia" w:hAnsiTheme="majorHAnsi" w:cstheme="majorBidi"/>
+        <w:rFonts/>
         <w:b/>
         <w:bCs/>
       </w:rPr>
     </w:tblStylePr>
     <w:tblStylePr w:type="lastCol">
       <w:rPr>
-        <w:rFonts w:asciiTheme="majorHAnsi" w:eastAsiaTheme="majorEastAsia" w:hAnsiTheme="majorHAnsi" w:cstheme="majorBidi"/>
+        <w:rFonts/>
         <w:b/>
         <w:bCs/>
       </w:rPr>
@@ -3803,7 +3618,7 @@
         <w:spacing w:before="0" w:after="0" w:line="240" w:lineRule="auto"/>
       </w:pPr>
       <w:rPr>
-        <w:rFonts w:asciiTheme="majorHAnsi" w:eastAsiaTheme="majorEastAsia" w:hAnsiTheme="majorHAnsi" w:cstheme="majorBidi"/>
+        <w:rFonts/>
         <w:b/>
         <w:bCs/>
       </w:rPr>
@@ -3824,7 +3639,7 @@
         <w:spacing w:before="0" w:after="0" w:line="240" w:lineRule="auto"/>
       </w:pPr>
       <w:rPr>
-        <w:rFonts w:asciiTheme="majorHAnsi" w:eastAsiaTheme="majorEastAsia" w:hAnsiTheme="majorHAnsi" w:cstheme="majorBidi"/>
+        <w:rFonts/>
         <w:b/>
         <w:bCs/>
       </w:rPr>
@@ -3842,14 +3657,14 @@
     </w:tblStylePr>
     <w:tblStylePr w:type="firstCol">
       <w:rPr>
-        <w:rFonts w:asciiTheme="majorHAnsi" w:eastAsiaTheme="majorEastAsia" w:hAnsiTheme="majorHAnsi" w:cstheme="majorBidi"/>
+        <w:rFonts/>
         <w:b/>
         <w:bCs/>
       </w:rPr>
     </w:tblStylePr>
     <w:tblStylePr w:type="lastCol">
       <w:rPr>
-        <w:rFonts w:asciiTheme="majorHAnsi" w:eastAsiaTheme="majorEastAsia" w:hAnsiTheme="majorHAnsi" w:cstheme="majorBidi"/>
+        <w:rFonts/>
         <w:b/>
         <w:bCs/>
       </w:rPr>
@@ -3933,7 +3748,7 @@
         <w:spacing w:before="0" w:after="0" w:line="240" w:lineRule="auto"/>
       </w:pPr>
       <w:rPr>
-        <w:rFonts w:asciiTheme="majorHAnsi" w:eastAsiaTheme="majorEastAsia" w:hAnsiTheme="majorHAnsi" w:cstheme="majorBidi"/>
+        <w:rFonts/>
         <w:b/>
         <w:bCs/>
       </w:rPr>
@@ -3954,7 +3769,7 @@
         <w:spacing w:before="0" w:after="0" w:line="240" w:lineRule="auto"/>
       </w:pPr>
       <w:rPr>
-        <w:rFonts w:asciiTheme="majorHAnsi" w:eastAsiaTheme="majorEastAsia" w:hAnsiTheme="majorHAnsi" w:cstheme="majorBidi"/>
+        <w:rFonts/>
         <w:b/>
         <w:bCs/>
       </w:rPr>
@@ -3972,14 +3787,14 @@
     </w:tblStylePr>
     <w:tblStylePr w:type="firstCol">
       <w:rPr>
-        <w:rFonts w:asciiTheme="majorHAnsi" w:eastAsiaTheme="majorEastAsia" w:hAnsiTheme="majorHAnsi" w:cstheme="majorBidi"/>
+        <w:rFonts/>
         <w:b/>
         <w:bCs/>
       </w:rPr>
     </w:tblStylePr>
     <w:tblStylePr w:type="lastCol">
       <w:rPr>
-        <w:rFonts w:asciiTheme="majorHAnsi" w:eastAsiaTheme="majorEastAsia" w:hAnsiTheme="majorHAnsi" w:cstheme="majorBidi"/>
+        <w:rFonts/>
         <w:b/>
         <w:bCs/>
       </w:rPr>
@@ -4063,7 +3878,7 @@
         <w:spacing w:before="0" w:after="0" w:line="240" w:lineRule="auto"/>
       </w:pPr>
       <w:rPr>
-        <w:rFonts w:asciiTheme="majorHAnsi" w:eastAsiaTheme="majorEastAsia" w:hAnsiTheme="majorHAnsi" w:cstheme="majorBidi"/>
+        <w:rFonts/>
         <w:b/>
         <w:bCs/>
       </w:rPr>
@@ -4084,7 +3899,7 @@
         <w:spacing w:before="0" w:after="0" w:line="240" w:lineRule="auto"/>
       </w:pPr>
       <w:rPr>
-        <w:rFonts w:asciiTheme="majorHAnsi" w:eastAsiaTheme="majorEastAsia" w:hAnsiTheme="majorHAnsi" w:cstheme="majorBidi"/>
+        <w:rFonts/>
         <w:b/>
         <w:bCs/>
       </w:rPr>
@@ -4102,14 +3917,14 @@
     </w:tblStylePr>
     <w:tblStylePr w:type="firstCol">
       <w:rPr>
-        <w:rFonts w:asciiTheme="majorHAnsi" w:eastAsiaTheme="majorEastAsia" w:hAnsiTheme="majorHAnsi" w:cstheme="majorBidi"/>
+        <w:rFonts/>
         <w:b/>
         <w:bCs/>
       </w:rPr>
     </w:tblStylePr>
     <w:tblStylePr w:type="lastCol">
       <w:rPr>
-        <w:rFonts w:asciiTheme="majorHAnsi" w:eastAsiaTheme="majorEastAsia" w:hAnsiTheme="majorHAnsi" w:cstheme="majorBidi"/>
+        <w:rFonts/>
         <w:b/>
         <w:bCs/>
       </w:rPr>
@@ -5974,7 +5789,7 @@
     </w:tblPr>
     <w:tblStylePr w:type="firstRow">
       <w:rPr>
-        <w:rFonts w:asciiTheme="majorHAnsi" w:eastAsiaTheme="majorEastAsia" w:hAnsiTheme="majorHAnsi" w:cstheme="majorBidi"/>
+        <w:rFonts/>
       </w:rPr>
       <w:tblPr/>
       <w:tcPr>
@@ -6058,7 +5873,7 @@
     </w:tblPr>
     <w:tblStylePr w:type="firstRow">
       <w:rPr>
-        <w:rFonts w:asciiTheme="majorHAnsi" w:eastAsiaTheme="majorEastAsia" w:hAnsiTheme="majorHAnsi" w:cstheme="majorBidi"/>
+        <w:rFonts/>
       </w:rPr>
       <w:tblPr/>
       <w:tcPr>
@@ -6142,7 +5957,7 @@
     </w:tblPr>
     <w:tblStylePr w:type="firstRow">
       <w:rPr>
-        <w:rFonts w:asciiTheme="majorHAnsi" w:eastAsiaTheme="majorEastAsia" w:hAnsiTheme="majorHAnsi" w:cstheme="majorBidi"/>
+        <w:rFonts/>
       </w:rPr>
       <w:tblPr/>
       <w:tcPr>
@@ -6226,7 +6041,7 @@
     </w:tblPr>
     <w:tblStylePr w:type="firstRow">
       <w:rPr>
-        <w:rFonts w:asciiTheme="majorHAnsi" w:eastAsiaTheme="majorEastAsia" w:hAnsiTheme="majorHAnsi" w:cstheme="majorBidi"/>
+        <w:rFonts/>
       </w:rPr>
       <w:tblPr/>
       <w:tcPr>
@@ -6310,7 +6125,7 @@
     </w:tblPr>
     <w:tblStylePr w:type="firstRow">
       <w:rPr>
-        <w:rFonts w:asciiTheme="majorHAnsi" w:eastAsiaTheme="majorEastAsia" w:hAnsiTheme="majorHAnsi" w:cstheme="majorBidi"/>
+        <w:rFonts/>
       </w:rPr>
       <w:tblPr/>
       <w:tcPr>
@@ -6394,7 +6209,7 @@
     </w:tblPr>
     <w:tblStylePr w:type="firstRow">
       <w:rPr>
-        <w:rFonts w:asciiTheme="majorHAnsi" w:eastAsiaTheme="majorEastAsia" w:hAnsiTheme="majorHAnsi" w:cstheme="majorBidi"/>
+        <w:rFonts/>
       </w:rPr>
       <w:tblPr/>
       <w:tcPr>
@@ -6478,7 +6293,7 @@
     </w:tblPr>
     <w:tblStylePr w:type="firstRow">
       <w:rPr>
-        <w:rFonts w:asciiTheme="majorHAnsi" w:eastAsiaTheme="majorEastAsia" w:hAnsiTheme="majorHAnsi" w:cstheme="majorBidi"/>
+        <w:rFonts/>
       </w:rPr>
       <w:tblPr/>
       <w:tcPr>
@@ -6543,7 +6358,7 @@
       <w:spacing w:after="0" w:line="240" w:lineRule="auto"/>
     </w:pPr>
     <w:rPr>
-      <w:rFonts w:asciiTheme="majorHAnsi" w:eastAsiaTheme="majorEastAsia" w:hAnsiTheme="majorHAnsi" w:cstheme="majorBidi"/>
+      <w:rFonts/>
       <w:color w:val="000000" w:themeColor="text1"/>
     </w:rPr>
     <w:tblPr>
@@ -6671,7 +6486,7 @@
       <w:spacing w:after="0" w:line="240" w:lineRule="auto"/>
     </w:pPr>
     <w:rPr>
-      <w:rFonts w:asciiTheme="majorHAnsi" w:eastAsiaTheme="majorEastAsia" w:hAnsiTheme="majorHAnsi" w:cstheme="majorBidi"/>
+      <w:rFonts/>
       <w:color w:val="000000" w:themeColor="text1"/>
     </w:rPr>
     <w:tblPr>
@@ -6799,7 +6614,7 @@
       <w:spacing w:after="0" w:line="240" w:lineRule="auto"/>
     </w:pPr>
     <w:rPr>
-      <w:rFonts w:asciiTheme="majorHAnsi" w:eastAsiaTheme="majorEastAsia" w:hAnsiTheme="majorHAnsi" w:cstheme="majorBidi"/>
+      <w:rFonts/>
       <w:color w:val="000000" w:themeColor="text1"/>
     </w:rPr>
     <w:tblPr>
@@ -6927,7 +6742,7 @@
       <w:spacing w:after="0" w:line="240" w:lineRule="auto"/>
     </w:pPr>
     <w:rPr>
-      <w:rFonts w:asciiTheme="majorHAnsi" w:eastAsiaTheme="majorEastAsia" w:hAnsiTheme="majorHAnsi" w:cstheme="majorBidi"/>
+      <w:rFonts/>
       <w:color w:val="000000" w:themeColor="text1"/>
     </w:rPr>
     <w:tblPr>
@@ -7055,7 +6870,7 @@
       <w:spacing w:after="0" w:line="240" w:lineRule="auto"/>
     </w:pPr>
     <w:rPr>
-      <w:rFonts w:asciiTheme="majorHAnsi" w:eastAsiaTheme="majorEastAsia" w:hAnsiTheme="majorHAnsi" w:cstheme="majorBidi"/>
+      <w:rFonts/>
       <w:color w:val="000000" w:themeColor="text1"/>
     </w:rPr>
     <w:tblPr>
@@ -7183,7 +6998,7 @@
       <w:spacing w:after="0" w:line="240" w:lineRule="auto"/>
     </w:pPr>
     <w:rPr>
-      <w:rFonts w:asciiTheme="majorHAnsi" w:eastAsiaTheme="majorEastAsia" w:hAnsiTheme="majorHAnsi" w:cstheme="majorBidi"/>
+      <w:rFonts/>
       <w:color w:val="000000" w:themeColor="text1"/>
     </w:rPr>
     <w:tblPr>
@@ -7311,7 +7126,7 @@
       <w:spacing w:after="0" w:line="240" w:lineRule="auto"/>
     </w:pPr>
     <w:rPr>
-      <w:rFonts w:asciiTheme="majorHAnsi" w:eastAsiaTheme="majorEastAsia" w:hAnsiTheme="majorHAnsi" w:cstheme="majorBidi"/>
+      <w:rFonts/>
       <w:color w:val="000000" w:themeColor="text1"/>
     </w:rPr>
     <w:tblPr>
@@ -7950,7 +7765,7 @@
       <w:spacing w:after="0" w:line="240" w:lineRule="auto"/>
     </w:pPr>
     <w:rPr>
-      <w:rFonts w:asciiTheme="majorHAnsi" w:eastAsiaTheme="majorEastAsia" w:hAnsiTheme="majorHAnsi" w:cstheme="majorBidi"/>
+      <w:rFonts/>
       <w:color w:val="000000" w:themeColor="text1"/>
     </w:rPr>
     <w:tblPr>
@@ -8075,7 +7890,7 @@
       <w:spacing w:after="0" w:line="240" w:lineRule="auto"/>
     </w:pPr>
     <w:rPr>
-      <w:rFonts w:asciiTheme="majorHAnsi" w:eastAsiaTheme="majorEastAsia" w:hAnsiTheme="majorHAnsi" w:cstheme="majorBidi"/>
+      <w:rFonts/>
       <w:color w:val="000000" w:themeColor="text1"/>
     </w:rPr>
     <w:tblPr>
@@ -8200,7 +8015,7 @@
       <w:spacing w:after="0" w:line="240" w:lineRule="auto"/>
     </w:pPr>
     <w:rPr>
-      <w:rFonts w:asciiTheme="majorHAnsi" w:eastAsiaTheme="majorEastAsia" w:hAnsiTheme="majorHAnsi" w:cstheme="majorBidi"/>
+      <w:rFonts/>
       <w:color w:val="000000" w:themeColor="text1"/>
     </w:rPr>
     <w:tblPr>
@@ -8325,7 +8140,7 @@
       <w:spacing w:after="0" w:line="240" w:lineRule="auto"/>
     </w:pPr>
     <w:rPr>
-      <w:rFonts w:asciiTheme="majorHAnsi" w:eastAsiaTheme="majorEastAsia" w:hAnsiTheme="majorHAnsi" w:cstheme="majorBidi"/>
+      <w:rFonts/>
       <w:color w:val="000000" w:themeColor="text1"/>
     </w:rPr>
     <w:tblPr>
@@ -8450,7 +8265,7 @@
       <w:spacing w:after="0" w:line="240" w:lineRule="auto"/>
     </w:pPr>
     <w:rPr>
-      <w:rFonts w:asciiTheme="majorHAnsi" w:eastAsiaTheme="majorEastAsia" w:hAnsiTheme="majorHAnsi" w:cstheme="majorBidi"/>
+      <w:rFonts/>
       <w:color w:val="000000" w:themeColor="text1"/>
     </w:rPr>
     <w:tblPr>
@@ -8575,7 +8390,7 @@
       <w:spacing w:after="0" w:line="240" w:lineRule="auto"/>
     </w:pPr>
     <w:rPr>
-      <w:rFonts w:asciiTheme="majorHAnsi" w:eastAsiaTheme="majorEastAsia" w:hAnsiTheme="majorHAnsi" w:cstheme="majorBidi"/>
+      <w:rFonts/>
       <w:color w:val="000000" w:themeColor="text1"/>
     </w:rPr>
     <w:tblPr>
@@ -8700,7 +8515,7 @@
       <w:spacing w:after="0" w:line="240" w:lineRule="auto"/>
     </w:pPr>
     <w:rPr>
-      <w:rFonts w:asciiTheme="majorHAnsi" w:eastAsiaTheme="majorEastAsia" w:hAnsiTheme="majorHAnsi" w:cstheme="majorBidi"/>
+      <w:rFonts/>
       <w:color w:val="000000" w:themeColor="text1"/>
     </w:rPr>
     <w:tblPr>
